--- a/制作ノート_25098_安永卓真.docx
+++ b/制作ノート_25098_安永卓真.docx
@@ -19,7 +19,7 @@
       <w:pPr>
         <w:ind w:leftChars="3028" w:left="6662"/>
         <w:rPr>
-          <w:rFonts w:ascii="ＭＳ Ｐ明朝" w:eastAsia="ＭＳ Ｐ明朝" w:hAnsi="ＭＳ Ｐ明朝" w:hint="eastAsia"/>
+          <w:rFonts w:ascii="ＭＳ Ｐ明朝" w:eastAsia="ＭＳ Ｐ明朝" w:hAnsi="ＭＳ Ｐ明朝"/>
         </w:rPr>
       </w:pPr>
       <w:r>
@@ -81,7 +81,7 @@
           <w:rFonts w:ascii="ＭＳ Ｐ明朝" w:eastAsia="ＭＳ Ｐ明朝" w:hAnsi="ＭＳ Ｐ明朝" w:hint="eastAsia"/>
           <w:u w:val="single"/>
         </w:rPr>
-        <w:t>XXXXXXXXXXXXXXXXXXXXXXXXXXXXXXXXXXXXXXXXXXXXXXXXXXXXXXX</w:t>
+        <w:t>あ</w:t>
       </w:r>
     </w:p>
     <w:p>

--- a/制作ノート_25098_安永卓真.docx
+++ b/制作ノート_25098_安永卓真.docx
@@ -75,13 +75,6 @@
           <w:rFonts w:ascii="ＭＳ Ｐ明朝" w:eastAsia="ＭＳ Ｐ明朝" w:hAnsi="ＭＳ Ｐ明朝" w:hint="eastAsia"/>
         </w:rPr>
         <w:t>テーマ１：</w:t>
-      </w:r>
-      <w:r>
-        <w:rPr>
-          <w:rFonts w:ascii="ＭＳ Ｐ明朝" w:eastAsia="ＭＳ Ｐ明朝" w:hAnsi="ＭＳ Ｐ明朝" w:hint="eastAsia"/>
-          <w:u w:val="single"/>
-        </w:rPr>
-        <w:t>あ</w:t>
       </w:r>
     </w:p>
     <w:p>

--- a/制作ノート_25098_安永卓真.docx
+++ b/制作ノート_25098_安永卓真.docx
@@ -75,6 +75,12 @@
           <w:rFonts w:ascii="ＭＳ Ｐ明朝" w:eastAsia="ＭＳ Ｐ明朝" w:hAnsi="ＭＳ Ｐ明朝" w:hint="eastAsia"/>
         </w:rPr>
         <w:t>テーマ１：</w:t>
+      </w:r>
+      <w:r>
+        <w:rPr>
+          <w:rFonts w:ascii="ＭＳ Ｐ明朝" w:eastAsia="ＭＳ Ｐ明朝" w:hAnsi="ＭＳ Ｐ明朝" w:hint="eastAsia"/>
+        </w:rPr>
+        <w:t>未定</w:t>
       </w:r>
     </w:p>
     <w:p>

--- a/制作ノート_25098_安永卓真.docx
+++ b/制作ノート_25098_安永卓真.docx
@@ -75,12 +75,6 @@
           <w:rFonts w:ascii="ＭＳ Ｐ明朝" w:eastAsia="ＭＳ Ｐ明朝" w:hAnsi="ＭＳ Ｐ明朝" w:hint="eastAsia"/>
         </w:rPr>
         <w:t>テーマ１：</w:t>
-      </w:r>
-      <w:r>
-        <w:rPr>
-          <w:rFonts w:ascii="ＭＳ Ｐ明朝" w:eastAsia="ＭＳ Ｐ明朝" w:hAnsi="ＭＳ Ｐ明朝" w:hint="eastAsia"/>
-        </w:rPr>
-        <w:t>未定</w:t>
       </w:r>
     </w:p>
     <w:p>

--- a/制作ノート_25098_安永卓真.docx
+++ b/制作ノート_25098_安永卓真.docx
@@ -75,6 +75,12 @@
           <w:rFonts w:ascii="ＭＳ Ｐ明朝" w:eastAsia="ＭＳ Ｐ明朝" w:hAnsi="ＭＳ Ｐ明朝" w:hint="eastAsia"/>
         </w:rPr>
         <w:t>テーマ１：</w:t>
+      </w:r>
+      <w:r>
+        <w:rPr>
+          <w:rFonts w:ascii="ＭＳ Ｐ明朝" w:eastAsia="ＭＳ Ｐ明朝" w:hAnsi="ＭＳ Ｐ明朝" w:hint="eastAsia"/>
+        </w:rPr>
+        <w:t>あ</w:t>
       </w:r>
     </w:p>
     <w:p>

--- a/制作ノート_25098_安永卓真.docx
+++ b/制作ノート_25098_安永卓真.docx
@@ -75,12 +75,6 @@
           <w:rFonts w:ascii="ＭＳ Ｐ明朝" w:eastAsia="ＭＳ Ｐ明朝" w:hAnsi="ＭＳ Ｐ明朝" w:hint="eastAsia"/>
         </w:rPr>
         <w:t>テーマ１：</w:t>
-      </w:r>
-      <w:r>
-        <w:rPr>
-          <w:rFonts w:ascii="ＭＳ Ｐ明朝" w:eastAsia="ＭＳ Ｐ明朝" w:hAnsi="ＭＳ Ｐ明朝" w:hint="eastAsia"/>
-        </w:rPr>
-        <w:t>あ</w:t>
       </w:r>
     </w:p>
     <w:p>

--- a/制作ノート_25098_安永卓真.docx
+++ b/制作ノート_25098_安永卓真.docx
@@ -78,9 +78,9 @@
       </w:r>
       <w:r>
         <w:rPr>
-          <w:rFonts w:ascii="ＭＳ Ｐ明朝" w:eastAsia="ＭＳ Ｐ明朝" w:hAnsi="ＭＳ Ｐ明朝" w:hint="eastAsia"/>
-        </w:rPr>
-        <w:t>あ</w:t>
+          <w:rFonts w:ascii="ＭＳ Ｐ明朝" w:eastAsia="ＭＳ Ｐ明朝" w:hAnsi="ＭＳ Ｐ明朝"/>
+        </w:rPr>
+        <w:t>日田市の紹介</w:t>
       </w:r>
     </w:p>
     <w:p>
